--- a/dist/exports/kcet-nuclear-chemistry_revision_notes.docx
+++ b/dist/exports/kcet-nuclear-chemistry_revision_notes.docx
@@ -189,7 +189,7 @@
                 <w:color w:val="2D3748"/>
                 <w:sz w:val="19"/>
               </w:rPr>
-              <w:t>Kcet Nuclear Chemistry - Core Application</w:t>
+              <w:t>Arrhenius Equation &amp; Activation Energy</w:t>
             </w:r>
           </w:p>
         </w:tc>
@@ -230,7 +230,94 @@
                 <w:color w:val="718096"/>
                 <w:sz w:val="19"/>
               </w:rPr>
-              <w:t>General Concept</w:t>
+              <w:t>Temperature &amp; Catalysis</w:t>
+            </w:r>
+          </w:p>
+        </w:tc>
+      </w:tr>
+      <w:tr>
+        <w:tc>
+          <w:tcPr>
+            <w:tcW w:type="dxa" w:w="2160"/>
+            <w:shd w:fill="FFFFFF"/>
+            <w:tcMar>
+              <w:top w:w="80" w:type="dxa"/>
+              <w:bottom w:w="80" w:type="dxa"/>
+              <w:left w:w="150" w:type="dxa"/>
+              <w:right w:w="150" w:type="dxa"/>
+            </w:tcMar>
+          </w:tcPr>
+          <w:p>
+            <w:r>
+              <w:rPr>
+                <w:b/>
+                <w:color w:val="718096"/>
+                <w:sz w:val="19"/>
+              </w:rPr>
+              <w:t>Standard</w:t>
+            </w:r>
+          </w:p>
+        </w:tc>
+        <w:tc>
+          <w:tcPr>
+            <w:tcW w:type="dxa" w:w="4320"/>
+            <w:shd w:fill="FFFFFF"/>
+            <w:tcMar>
+              <w:top w:w="80" w:type="dxa"/>
+              <w:bottom w:w="80" w:type="dxa"/>
+              <w:left w:w="150" w:type="dxa"/>
+              <w:right w:w="150" w:type="dxa"/>
+            </w:tcMar>
+          </w:tcPr>
+          <w:p>
+            <w:r>
+              <w:rPr>
+                <w:b/>
+                <w:color w:val="2D3748"/>
+                <w:sz w:val="19"/>
+              </w:rPr>
+              <w:t>Rate Law, Order &amp; Integrated Rate Equations</w:t>
+            </w:r>
+          </w:p>
+        </w:tc>
+        <w:tc>
+          <w:tcPr>
+            <w:tcW w:type="dxa" w:w="1728"/>
+            <w:shd w:fill="FFFFFF"/>
+            <w:tcMar>
+              <w:top w:w="80" w:type="dxa"/>
+              <w:bottom w:w="80" w:type="dxa"/>
+              <w:left w:w="150" w:type="dxa"/>
+              <w:right w:w="150" w:type="dxa"/>
+            </w:tcMar>
+          </w:tcPr>
+          <w:p>
+            <w:r>
+              <w:rPr>
+                <w:sz w:val="19"/>
+              </w:rPr>
+              <w:t>0 PYQs</w:t>
+            </w:r>
+          </w:p>
+        </w:tc>
+        <w:tc>
+          <w:tcPr>
+            <w:tcW w:type="dxa" w:w="1872"/>
+            <w:shd w:fill="FFFFFF"/>
+            <w:tcMar>
+              <w:top w:w="80" w:type="dxa"/>
+              <w:bottom w:w="80" w:type="dxa"/>
+              <w:left w:w="150" w:type="dxa"/>
+              <w:right w:w="150" w:type="dxa"/>
+            </w:tcMar>
+          </w:tcPr>
+          <w:p>
+            <w:r>
+              <w:rPr>
+                <w:color w:val="718096"/>
+                <w:sz w:val="19"/>
+              </w:rPr>
+              <w:t>Rate Laws</w:t>
             </w:r>
           </w:p>
         </w:tc>
@@ -311,6 +398,98 @@
           </w:p>
         </w:tc>
       </w:tr>
+      <w:tr>
+        <w:tc>
+          <w:tcPr>
+            <w:tcW w:type="dxa" w:w="3600"/>
+            <w:shd w:fill="F7FAFC"/>
+            <w:tcMar>
+              <w:top w:w="100" w:type="dxa"/>
+              <w:bottom w:w="100" w:type="dxa"/>
+              <w:left w:w="150" w:type="dxa"/>
+              <w:right w:w="150" w:type="dxa"/>
+            </w:tcMar>
+          </w:tcPr>
+          <w:p>
+            <w:r>
+              <w:rPr>
+                <w:b/>
+                <w:color w:val="1A365D"/>
+                <w:sz w:val="19"/>
+              </w:rPr>
+              <w:t>Arrhenius Equation &amp; Activation Energy</w:t>
+            </w:r>
+          </w:p>
+        </w:tc>
+        <w:tc>
+          <w:tcPr>
+            <w:tcW w:type="dxa" w:w="6480"/>
+            <w:shd w:fill="F7FAFC"/>
+            <w:tcMar>
+              <w:top w:w="100" w:type="dxa"/>
+              <w:bottom w:w="100" w:type="dxa"/>
+              <w:left w:w="150" w:type="dxa"/>
+              <w:right w:w="150" w:type="dxa"/>
+            </w:tcMar>
+          </w:tcPr>
+          <w:p>
+            <w:r>
+              <w:rPr>
+                <w:rFonts w:ascii="Cambria Math" w:hAnsi="Cambria Math"/>
+                <w:color w:val="2D3748"/>
+                <w:sz w:val="19"/>
+              </w:rPr>
+              <w:t>k = A e^{-E_a/RT}, \quad \ln k = \ln A - \frac{E_a}{RT}, \quad \log_{10}\left(\frac{k_2}{k_1}\right) = \frac{E_a}{2.303R}\left(\frac{T_2 - T_1}{T_1 T_2}\right)</w:t>
+            </w:r>
+          </w:p>
+        </w:tc>
+      </w:tr>
+      <w:tr>
+        <w:tc>
+          <w:tcPr>
+            <w:tcW w:type="dxa" w:w="3600"/>
+            <w:shd w:fill="FFFFFF"/>
+            <w:tcMar>
+              <w:top w:w="100" w:type="dxa"/>
+              <w:bottom w:w="100" w:type="dxa"/>
+              <w:left w:w="150" w:type="dxa"/>
+              <w:right w:w="150" w:type="dxa"/>
+            </w:tcMar>
+          </w:tcPr>
+          <w:p>
+            <w:r>
+              <w:rPr>
+                <w:b/>
+                <w:color w:val="1A365D"/>
+                <w:sz w:val="19"/>
+              </w:rPr>
+              <w:t>Rate Law, Order &amp; Integrated Rate Equations</w:t>
+            </w:r>
+          </w:p>
+        </w:tc>
+        <w:tc>
+          <w:tcPr>
+            <w:tcW w:type="dxa" w:w="6480"/>
+            <w:shd w:fill="FFFFFF"/>
+            <w:tcMar>
+              <w:top w:w="100" w:type="dxa"/>
+              <w:bottom w:w="100" w:type="dxa"/>
+              <w:left w:w="150" w:type="dxa"/>
+              <w:right w:w="150" w:type="dxa"/>
+            </w:tcMar>
+          </w:tcPr>
+          <w:p>
+            <w:r>
+              <w:rPr>
+                <w:rFonts w:ascii="Cambria Math" w:hAnsi="Cambria Math"/>
+                <w:color w:val="2D3748"/>
+                <w:sz w:val="19"/>
+              </w:rPr>
+              <w:t>\text{Zero: } [A] = [A]_0 - kt, \; t_{1/2} = \frac{[A]_0}{2k}, \quad \text{First: } k = \frac{2.303}{t}\log\frac{[A]_0}{[A]}, \; t_{1/2} = \frac{0.693}{k}</w:t>
+            </w:r>
+          </w:p>
+        </w:tc>
+      </w:tr>
     </w:tbl>
     <w:p>
       <w:pPr>
@@ -338,7 +517,7 @@
           <w:color w:val="2B6CB0"/>
           <w:sz w:val="24"/>
         </w:rPr>
-        <w:t>3.1 Kcet Nuclear Chemistry - Core Application (Standard Yield — 1 PYQs)</w:t>
+        <w:t>3.1 Arrhenius Equation &amp; Activation Energy (Standard Yield — 1 PYQs)</w:t>
       </w:r>
     </w:p>
     <w:p>
@@ -353,7 +532,7 @@
         <w:rPr>
           <w:sz w:val="20"/>
         </w:rPr>
-        <w:t>Key problem pattern in Kcet Nuclear Chemistry.</w:t>
+        <w:t>Temperature dependence of reaction rates, activation energy E_a, Arrhenius plot (ln k vs 1/T), and catalyst energy profiles.</w:t>
       </w:r>
     </w:p>
     <w:tbl>
@@ -391,7 +570,7 @@
                 <w:color w:val="2D3748"/>
                 <w:sz w:val="19"/>
               </w:rPr>
-              <w:t>Watch for algebraic and sign errors.</w:t>
+              <w:t>A positive catalyst increases rate by LOWERING activation energy E_a; it does NOT alter the equilibrium constant K_(eq) or Δ H!</w:t>
             </w:r>
           </w:p>
         </w:tc>
@@ -432,7 +611,161 @@
                 <w:color w:val="2D3748"/>
                 <w:sz w:val="19"/>
               </w:rPr>
-              <w:t>Verify dimensions and boundary conditions.</w:t>
+              <w:t>Plot of log_(10) k vs (1 / T) gives a straight line with slope = -(E_a / 2.303 R) and y-intercept = log_(10) A.</w:t>
+            </w:r>
+          </w:p>
+        </w:tc>
+      </w:tr>
+    </w:tbl>
+    <w:p>
+      <w:pPr>
+        <w:spacing w:before="120" w:after="40"/>
+      </w:pPr>
+      <w:r>
+        <w:rPr>
+          <w:b/>
+          <w:color w:val="1A365D"/>
+          <w:sz w:val="19"/>
+        </w:rPr>
+        <w:t>Source PYQs testing this concept:</w:t>
+      </w:r>
+    </w:p>
+    <w:p>
+      <w:pPr>
+        <w:pStyle w:val="ListBullet"/>
+        <w:spacing w:after="40"/>
+      </w:pPr>
+      <w:r>
+        <w:rPr>
+          <w:b/>
+          <w:sz w:val="18"/>
+        </w:rPr>
+        <w:t xml:space="preserve">[2024 Shift] Q#1 (MCQ): </w:t>
+      </w:r>
+      <w:r>
+        <w:rPr>
+          <w:sz w:val="18"/>
+        </w:rPr>
+        <w:t xml:space="preserve">"The synthetically produced radioactive noble gas by the collision of _(98)^249Cf with _(20)^48Ca is..."  </w:t>
+      </w:r>
+      <w:r>
+        <w:rPr>
+          <w:b/>
+          <w:color w:val="2B6CB0"/>
+          <w:sz w:val="18"/>
+        </w:rPr>
+        <w:t>[Ans: N/A]</w:t>
+      </w:r>
+    </w:p>
+    <w:p>
+      <w:pPr>
+        <w:spacing w:after="120"/>
+      </w:pPr>
+    </w:p>
+    <w:p>
+      <w:pPr>
+        <w:pStyle w:val="Heading2"/>
+      </w:pPr>
+      <w:r>
+        <w:rPr>
+          <w:color w:val="2B6CB0"/>
+          <w:sz w:val="24"/>
+        </w:rPr>
+        <w:t>3.2 Rate Law, Order &amp; Integrated Rate Equations (Standard Yield — 0 PYQs)</w:t>
+      </w:r>
+    </w:p>
+    <w:p>
+      <w:r>
+        <w:rPr>
+          <w:b/>
+          <w:sz w:val="20"/>
+        </w:rPr>
+        <w:t xml:space="preserve">Core Principle: </w:t>
+      </w:r>
+      <w:r>
+        <w:rPr>
+          <w:sz w:val="20"/>
+        </w:rPr>
+        <w:t>Differential and integrated rate laws, half-life formulas, and overall reaction order determined from initial rates.</w:t>
+      </w:r>
+    </w:p>
+    <w:tbl>
+      <w:tblPr>
+        <w:tblW w:type="auto" w:w="0"/>
+        <w:jc w:val="center"/>
+        <w:tblLook w:firstColumn="1" w:firstRow="1" w:lastColumn="0" w:lastRow="0" w:noHBand="0" w:noVBand="1" w:val="04A0"/>
+      </w:tblPr>
+      <w:tblGrid>
+        <w:gridCol w:w="10080"/>
+      </w:tblGrid>
+      <w:tr>
+        <w:tc>
+          <w:tcPr>
+            <w:tcW w:type="dxa" w:w="10080"/>
+            <w:shd w:fill="FFF5F5"/>
+            <w:tcMar>
+              <w:top w:w="100" w:type="dxa"/>
+              <w:bottom w:w="100" w:type="dxa"/>
+              <w:left w:w="150" w:type="dxa"/>
+              <w:right w:w="150" w:type="dxa"/>
+            </w:tcMar>
+          </w:tcPr>
+          <w:p>
+            <w:r>
+              <w:rPr>
+                <w:b/>
+                <w:color w:val="C53030"/>
+                <w:sz w:val="19"/>
+              </w:rPr>
+              <w:t xml:space="preserve">⚠️ Common Trap / JEE Pitfall: </w:t>
+            </w:r>
+            <w:r>
+              <w:rPr>
+                <w:color w:val="2D3748"/>
+                <w:sz w:val="19"/>
+              </w:rPr>
+              <w:t>For a first-order reaction, half-life t_(1/2) = (0.693 / k) is strictly INDEPENDENT of initial concentration [A]_0.</w:t>
+            </w:r>
+          </w:p>
+        </w:tc>
+      </w:tr>
+    </w:tbl>
+    <w:tbl>
+      <w:tblPr>
+        <w:tblW w:type="auto" w:w="0"/>
+        <w:jc w:val="center"/>
+        <w:tblLook w:firstColumn="1" w:firstRow="1" w:lastColumn="0" w:lastRow="0" w:noHBand="0" w:noVBand="1" w:val="04A0"/>
+      </w:tblPr>
+      <w:tblGrid>
+        <w:gridCol w:w="10080"/>
+      </w:tblGrid>
+      <w:tr>
+        <w:tc>
+          <w:tcPr>
+            <w:tcW w:type="dxa" w:w="10080"/>
+            <w:shd w:fill="F0FFF4"/>
+            <w:tcMar>
+              <w:top w:w="100" w:type="dxa"/>
+              <w:bottom w:w="100" w:type="dxa"/>
+              <w:left w:w="150" w:type="dxa"/>
+              <w:right w:w="150" w:type="dxa"/>
+            </w:tcMar>
+          </w:tcPr>
+          <w:p>
+            <w:r>
+              <w:rPr>
+                <w:b/>
+                <w:color w:val="276749"/>
+                <w:sz w:val="19"/>
+              </w:rPr>
+              <w:t xml:space="preserve">💡 Speed Hack / Trick: </w:t>
+            </w:r>
+            <w:r>
+              <w:rPr>
+                <w:color w:val="2D3748"/>
+                <w:sz w:val="19"/>
+              </w:rPr>
+              <w:t>For an n^th order reaction: t_(1/2) \propto \frac1[A]_0^n - 1. Units of rate constant k = mol^1-nL^n-1s^-1.</w:t>
             </w:r>
           </w:p>
         </w:tc>

--- a/dist/exports/kcet-nuclear-chemistry_revision_notes.docx
+++ b/dist/exports/kcet-nuclear-chemistry_revision_notes.docx
@@ -13,7 +13,7 @@
           <w:color w:val="1A365D"/>
           <w:sz w:val="44"/>
         </w:rPr>
-        <w:t>JEE MAIN REVISION MASTER: NUCLEAR CHEMISTRY 2026 0 QUESTIONS 0% WEIGHTAGE</w:t>
+        <w:t>JEE MAIN REVISION MASTER: NUCLEAR CHEMISTRY</w:t>
       </w:r>
     </w:p>
     <w:p>
@@ -189,7 +189,7 @@
                 <w:color w:val="2D3748"/>
                 <w:sz w:val="19"/>
               </w:rPr>
-              <w:t>Arrhenius Equation &amp; Activation Energy</w:t>
+              <w:t>Rate Law, Order &amp; Integrated Rate Equations</w:t>
             </w:r>
           </w:p>
         </w:tc>
@@ -230,7 +230,7 @@
                 <w:color w:val="718096"/>
                 <w:sz w:val="19"/>
               </w:rPr>
-              <w:t>Temperature &amp; Catalysis</w:t>
+              <w:t>Rate Laws</w:t>
             </w:r>
           </w:p>
         </w:tc>
@@ -276,7 +276,7 @@
                 <w:color w:val="2D3748"/>
                 <w:sz w:val="19"/>
               </w:rPr>
-              <w:t>Rate Law, Order &amp; Integrated Rate Equations</w:t>
+              <w:t>Arrhenius Equation &amp; Activation Energy</w:t>
             </w:r>
           </w:p>
         </w:tc>
@@ -317,7 +317,7 @@
                 <w:color w:val="718096"/>
                 <w:sz w:val="19"/>
               </w:rPr>
-              <w:t>Rate Laws</w:t>
+              <w:t>Temperature &amp; Catalysis</w:t>
             </w:r>
           </w:p>
         </w:tc>
@@ -417,7 +417,7 @@
                 <w:color w:val="1A365D"/>
                 <w:sz w:val="19"/>
               </w:rPr>
-              <w:t>Arrhenius Equation &amp; Activation Energy</w:t>
+              <w:t>Rate Law, Order &amp; Integrated Rate Equations</w:t>
             </w:r>
           </w:p>
         </w:tc>
@@ -439,7 +439,7 @@
                 <w:color w:val="2D3748"/>
                 <w:sz w:val="19"/>
               </w:rPr>
-              <w:t>k = A e^{-E_a/RT}, \quad \ln k = \ln A - \frac{E_a}{RT}, \quad \log_{10}\left(\frac{k_2}{k_1}\right) = \frac{E_a}{2.303R}\left(\frac{T_2 - T_1}{T_1 T_2}\right)</w:t>
+              <w:t>\text{Zero: } [A] = [A]_0 - kt, \; t_{1/2} = \frac{[A]_0}{2k}, \quad \text{First: } k = \frac{2.303}{t}\log\frac{[A]_0}{[A]}, \; t_{1/2} = \frac{0.693}{k}</w:t>
             </w:r>
           </w:p>
         </w:tc>
@@ -463,7 +463,7 @@
                 <w:color w:val="1A365D"/>
                 <w:sz w:val="19"/>
               </w:rPr>
-              <w:t>Rate Law, Order &amp; Integrated Rate Equations</w:t>
+              <w:t>Arrhenius Equation &amp; Activation Energy</w:t>
             </w:r>
           </w:p>
         </w:tc>
@@ -485,7 +485,7 @@
                 <w:color w:val="2D3748"/>
                 <w:sz w:val="19"/>
               </w:rPr>
-              <w:t>\text{Zero: } [A] = [A]_0 - kt, \; t_{1/2} = \frac{[A]_0}{2k}, \quad \text{First: } k = \frac{2.303}{t}\log\frac{[A]_0}{[A]}, \; t_{1/2} = \frac{0.693}{k}</w:t>
+              <w:t>k = A e^{-E_a/RT}, \quad \ln k = \ln A - \frac{E_a}{RT}, \quad \log_{10}\left(\frac{k_2}{k_1}\right) = \frac{E_a}{2.303R}\left(\frac{T_2 - T_1}{T_1 T_2}\right)</w:t>
             </w:r>
           </w:p>
         </w:tc>
@@ -517,7 +517,161 @@
           <w:color w:val="2B6CB0"/>
           <w:sz w:val="24"/>
         </w:rPr>
-        <w:t>3.1 Arrhenius Equation &amp; Activation Energy (Standard Yield — 1 PYQs)</w:t>
+        <w:t>3.1 Rate Law, Order &amp; Integrated Rate Equations (Standard Yield — 1 PYQs)</w:t>
+      </w:r>
+    </w:p>
+    <w:p>
+      <w:r>
+        <w:rPr>
+          <w:b/>
+          <w:sz w:val="20"/>
+        </w:rPr>
+        <w:t xml:space="preserve">Core Principle: </w:t>
+      </w:r>
+      <w:r>
+        <w:rPr>
+          <w:sz w:val="20"/>
+        </w:rPr>
+        <w:t>Differential and integrated rate laws, half-life formulas, and overall reaction order determined from initial rates.</w:t>
+      </w:r>
+    </w:p>
+    <w:tbl>
+      <w:tblPr>
+        <w:tblW w:type="auto" w:w="0"/>
+        <w:jc w:val="center"/>
+        <w:tblLook w:firstColumn="1" w:firstRow="1" w:lastColumn="0" w:lastRow="0" w:noHBand="0" w:noVBand="1" w:val="04A0"/>
+      </w:tblPr>
+      <w:tblGrid>
+        <w:gridCol w:w="10080"/>
+      </w:tblGrid>
+      <w:tr>
+        <w:tc>
+          <w:tcPr>
+            <w:tcW w:type="dxa" w:w="10080"/>
+            <w:shd w:fill="FFF5F5"/>
+            <w:tcMar>
+              <w:top w:w="100" w:type="dxa"/>
+              <w:bottom w:w="100" w:type="dxa"/>
+              <w:left w:w="150" w:type="dxa"/>
+              <w:right w:w="150" w:type="dxa"/>
+            </w:tcMar>
+          </w:tcPr>
+          <w:p>
+            <w:r>
+              <w:rPr>
+                <w:b/>
+                <w:color w:val="C53030"/>
+                <w:sz w:val="19"/>
+              </w:rPr>
+              <w:t xml:space="preserve">⚠️ Common Trap / JEE Pitfall: </w:t>
+            </w:r>
+            <w:r>
+              <w:rPr>
+                <w:color w:val="2D3748"/>
+                <w:sz w:val="19"/>
+              </w:rPr>
+              <w:t>For a first-order reaction, half-life t_(1/2) = (0.693 / k) is strictly INDEPENDENT of initial concentration [A]_0.</w:t>
+            </w:r>
+          </w:p>
+        </w:tc>
+      </w:tr>
+    </w:tbl>
+    <w:tbl>
+      <w:tblPr>
+        <w:tblW w:type="auto" w:w="0"/>
+        <w:jc w:val="center"/>
+        <w:tblLook w:firstColumn="1" w:firstRow="1" w:lastColumn="0" w:lastRow="0" w:noHBand="0" w:noVBand="1" w:val="04A0"/>
+      </w:tblPr>
+      <w:tblGrid>
+        <w:gridCol w:w="10080"/>
+      </w:tblGrid>
+      <w:tr>
+        <w:tc>
+          <w:tcPr>
+            <w:tcW w:type="dxa" w:w="10080"/>
+            <w:shd w:fill="F0FFF4"/>
+            <w:tcMar>
+              <w:top w:w="100" w:type="dxa"/>
+              <w:bottom w:w="100" w:type="dxa"/>
+              <w:left w:w="150" w:type="dxa"/>
+              <w:right w:w="150" w:type="dxa"/>
+            </w:tcMar>
+          </w:tcPr>
+          <w:p>
+            <w:r>
+              <w:rPr>
+                <w:b/>
+                <w:color w:val="276749"/>
+                <w:sz w:val="19"/>
+              </w:rPr>
+              <w:t xml:space="preserve">💡 Speed Hack / Trick: </w:t>
+            </w:r>
+            <w:r>
+              <w:rPr>
+                <w:color w:val="2D3748"/>
+                <w:sz w:val="19"/>
+              </w:rPr>
+              <w:t>For an n^th order reaction: t_(1/2) \propto \frac1[A]_0^n - 1. Units of rate constant k = mol^1-nL^n-1s^-1.</w:t>
+            </w:r>
+          </w:p>
+        </w:tc>
+      </w:tr>
+    </w:tbl>
+    <w:p>
+      <w:pPr>
+        <w:spacing w:before="120" w:after="40"/>
+      </w:pPr>
+      <w:r>
+        <w:rPr>
+          <w:b/>
+          <w:color w:val="1A365D"/>
+          <w:sz w:val="19"/>
+        </w:rPr>
+        <w:t>Source PYQs testing this concept:</w:t>
+      </w:r>
+    </w:p>
+    <w:p>
+      <w:pPr>
+        <w:pStyle w:val="ListBullet"/>
+        <w:spacing w:after="40"/>
+      </w:pPr>
+      <w:r>
+        <w:rPr>
+          <w:b/>
+          <w:sz w:val="18"/>
+        </w:rPr>
+        <w:t xml:space="preserve">[2024 Shift] Q#1 (MCQ): </w:t>
+      </w:r>
+      <w:r>
+        <w:rPr>
+          <w:sz w:val="18"/>
+        </w:rPr>
+        <w:t xml:space="preserve">"The synthetically produced radioactive noble gas by the collision of _(98)^249Cf with _(20)^48Ca is..."  </w:t>
+      </w:r>
+      <w:r>
+        <w:rPr>
+          <w:b/>
+          <w:color w:val="2B6CB0"/>
+          <w:sz w:val="18"/>
+        </w:rPr>
+        <w:t>[Ans: N/A]</w:t>
+      </w:r>
+    </w:p>
+    <w:p>
+      <w:pPr>
+        <w:spacing w:after="120"/>
+      </w:pPr>
+    </w:p>
+    <w:p>
+      <w:pPr>
+        <w:pStyle w:val="Heading2"/>
+      </w:pPr>
+      <w:r>
+        <w:rPr>
+          <w:color w:val="2B6CB0"/>
+          <w:sz w:val="24"/>
+        </w:rPr>
+        <w:t>3.2 Arrhenius Equation &amp; Activation Energy (Standard Yield — 0 PYQs)</w:t>
       </w:r>
     </w:p>
     <w:p>
@@ -612,160 +766,6 @@
                 <w:sz w:val="19"/>
               </w:rPr>
               <w:t>Plot of log_(10) k vs (1 / T) gives a straight line with slope = -(E_a / 2.303 R) and y-intercept = log_(10) A.</w:t>
-            </w:r>
-          </w:p>
-        </w:tc>
-      </w:tr>
-    </w:tbl>
-    <w:p>
-      <w:pPr>
-        <w:spacing w:before="120" w:after="40"/>
-      </w:pPr>
-      <w:r>
-        <w:rPr>
-          <w:b/>
-          <w:color w:val="1A365D"/>
-          <w:sz w:val="19"/>
-        </w:rPr>
-        <w:t>Source PYQs testing this concept:</w:t>
-      </w:r>
-    </w:p>
-    <w:p>
-      <w:pPr>
-        <w:pStyle w:val="ListBullet"/>
-        <w:spacing w:after="40"/>
-      </w:pPr>
-      <w:r>
-        <w:rPr>
-          <w:b/>
-          <w:sz w:val="18"/>
-        </w:rPr>
-        <w:t xml:space="preserve">[2024 Shift] Q#1 (MCQ): </w:t>
-      </w:r>
-      <w:r>
-        <w:rPr>
-          <w:sz w:val="18"/>
-        </w:rPr>
-        <w:t xml:space="preserve">"The synthetically produced radioactive noble gas by the collision of _(98)^249Cf with _(20)^48Ca is..."  </w:t>
-      </w:r>
-      <w:r>
-        <w:rPr>
-          <w:b/>
-          <w:color w:val="2B6CB0"/>
-          <w:sz w:val="18"/>
-        </w:rPr>
-        <w:t>[Ans: N/A]</w:t>
-      </w:r>
-    </w:p>
-    <w:p>
-      <w:pPr>
-        <w:spacing w:after="120"/>
-      </w:pPr>
-    </w:p>
-    <w:p>
-      <w:pPr>
-        <w:pStyle w:val="Heading2"/>
-      </w:pPr>
-      <w:r>
-        <w:rPr>
-          <w:color w:val="2B6CB0"/>
-          <w:sz w:val="24"/>
-        </w:rPr>
-        <w:t>3.2 Rate Law, Order &amp; Integrated Rate Equations (Standard Yield — 0 PYQs)</w:t>
-      </w:r>
-    </w:p>
-    <w:p>
-      <w:r>
-        <w:rPr>
-          <w:b/>
-          <w:sz w:val="20"/>
-        </w:rPr>
-        <w:t xml:space="preserve">Core Principle: </w:t>
-      </w:r>
-      <w:r>
-        <w:rPr>
-          <w:sz w:val="20"/>
-        </w:rPr>
-        <w:t>Differential and integrated rate laws, half-life formulas, and overall reaction order determined from initial rates.</w:t>
-      </w:r>
-    </w:p>
-    <w:tbl>
-      <w:tblPr>
-        <w:tblW w:type="auto" w:w="0"/>
-        <w:jc w:val="center"/>
-        <w:tblLook w:firstColumn="1" w:firstRow="1" w:lastColumn="0" w:lastRow="0" w:noHBand="0" w:noVBand="1" w:val="04A0"/>
-      </w:tblPr>
-      <w:tblGrid>
-        <w:gridCol w:w="10080"/>
-      </w:tblGrid>
-      <w:tr>
-        <w:tc>
-          <w:tcPr>
-            <w:tcW w:type="dxa" w:w="10080"/>
-            <w:shd w:fill="FFF5F5"/>
-            <w:tcMar>
-              <w:top w:w="100" w:type="dxa"/>
-              <w:bottom w:w="100" w:type="dxa"/>
-              <w:left w:w="150" w:type="dxa"/>
-              <w:right w:w="150" w:type="dxa"/>
-            </w:tcMar>
-          </w:tcPr>
-          <w:p>
-            <w:r>
-              <w:rPr>
-                <w:b/>
-                <w:color w:val="C53030"/>
-                <w:sz w:val="19"/>
-              </w:rPr>
-              <w:t xml:space="preserve">⚠️ Common Trap / JEE Pitfall: </w:t>
-            </w:r>
-            <w:r>
-              <w:rPr>
-                <w:color w:val="2D3748"/>
-                <w:sz w:val="19"/>
-              </w:rPr>
-              <w:t>For a first-order reaction, half-life t_(1/2) = (0.693 / k) is strictly INDEPENDENT of initial concentration [A]_0.</w:t>
-            </w:r>
-          </w:p>
-        </w:tc>
-      </w:tr>
-    </w:tbl>
-    <w:tbl>
-      <w:tblPr>
-        <w:tblW w:type="auto" w:w="0"/>
-        <w:jc w:val="center"/>
-        <w:tblLook w:firstColumn="1" w:firstRow="1" w:lastColumn="0" w:lastRow="0" w:noHBand="0" w:noVBand="1" w:val="04A0"/>
-      </w:tblPr>
-      <w:tblGrid>
-        <w:gridCol w:w="10080"/>
-      </w:tblGrid>
-      <w:tr>
-        <w:tc>
-          <w:tcPr>
-            <w:tcW w:type="dxa" w:w="10080"/>
-            <w:shd w:fill="F0FFF4"/>
-            <w:tcMar>
-              <w:top w:w="100" w:type="dxa"/>
-              <w:bottom w:w="100" w:type="dxa"/>
-              <w:left w:w="150" w:type="dxa"/>
-              <w:right w:w="150" w:type="dxa"/>
-            </w:tcMar>
-          </w:tcPr>
-          <w:p>
-            <w:r>
-              <w:rPr>
-                <w:b/>
-                <w:color w:val="276749"/>
-                <w:sz w:val="19"/>
-              </w:rPr>
-              <w:t xml:space="preserve">💡 Speed Hack / Trick: </w:t>
-            </w:r>
-            <w:r>
-              <w:rPr>
-                <w:color w:val="2D3748"/>
-                <w:sz w:val="19"/>
-              </w:rPr>
-              <w:t>For an n^th order reaction: t_(1/2) \propto \frac1[A]_0^n - 1. Units of rate constant k = mol^1-nL^n-1s^-1.</w:t>
             </w:r>
           </w:p>
         </w:tc>

--- a/dist/exports/kcet-nuclear-chemistry_revision_notes.docx
+++ b/dist/exports/kcet-nuclear-chemistry_revision_notes.docx
@@ -189,7 +189,7 @@
                 <w:color w:val="2D3748"/>
                 <w:sz w:val="19"/>
               </w:rPr>
-              <w:t>Rate Law, Order &amp; Integrated Rate Equations</w:t>
+              <w:t>Radioactivity, Nuclear Fission &amp; Fusion</w:t>
             </w:r>
           </w:p>
         </w:tc>
@@ -230,94 +230,7 @@
                 <w:color w:val="718096"/>
                 <w:sz w:val="19"/>
               </w:rPr>
-              <w:t>Rate Laws</w:t>
-            </w:r>
-          </w:p>
-        </w:tc>
-      </w:tr>
-      <w:tr>
-        <w:tc>
-          <w:tcPr>
-            <w:tcW w:type="dxa" w:w="2160"/>
-            <w:shd w:fill="FFFFFF"/>
-            <w:tcMar>
-              <w:top w:w="80" w:type="dxa"/>
-              <w:bottom w:w="80" w:type="dxa"/>
-              <w:left w:w="150" w:type="dxa"/>
-              <w:right w:w="150" w:type="dxa"/>
-            </w:tcMar>
-          </w:tcPr>
-          <w:p>
-            <w:r>
-              <w:rPr>
-                <w:b/>
-                <w:color w:val="718096"/>
-                <w:sz w:val="19"/>
-              </w:rPr>
-              <w:t>Standard</w:t>
-            </w:r>
-          </w:p>
-        </w:tc>
-        <w:tc>
-          <w:tcPr>
-            <w:tcW w:type="dxa" w:w="4320"/>
-            <w:shd w:fill="FFFFFF"/>
-            <w:tcMar>
-              <w:top w:w="80" w:type="dxa"/>
-              <w:bottom w:w="80" w:type="dxa"/>
-              <w:left w:w="150" w:type="dxa"/>
-              <w:right w:w="150" w:type="dxa"/>
-            </w:tcMar>
-          </w:tcPr>
-          <w:p>
-            <w:r>
-              <w:rPr>
-                <w:b/>
-                <w:color w:val="2D3748"/>
-                <w:sz w:val="19"/>
-              </w:rPr>
-              <w:t>Arrhenius Equation &amp; Activation Energy</w:t>
-            </w:r>
-          </w:p>
-        </w:tc>
-        <w:tc>
-          <w:tcPr>
-            <w:tcW w:type="dxa" w:w="1728"/>
-            <w:shd w:fill="FFFFFF"/>
-            <w:tcMar>
-              <w:top w:w="80" w:type="dxa"/>
-              <w:bottom w:w="80" w:type="dxa"/>
-              <w:left w:w="150" w:type="dxa"/>
-              <w:right w:w="150" w:type="dxa"/>
-            </w:tcMar>
-          </w:tcPr>
-          <w:p>
-            <w:r>
-              <w:rPr>
-                <w:sz w:val="19"/>
-              </w:rPr>
-              <w:t>0 PYQs</w:t>
-            </w:r>
-          </w:p>
-        </w:tc>
-        <w:tc>
-          <w:tcPr>
-            <w:tcW w:type="dxa" w:w="1872"/>
-            <w:shd w:fill="FFFFFF"/>
-            <w:tcMar>
-              <w:top w:w="80" w:type="dxa"/>
-              <w:bottom w:w="80" w:type="dxa"/>
-              <w:left w:w="150" w:type="dxa"/>
-              <w:right w:w="150" w:type="dxa"/>
-            </w:tcMar>
-          </w:tcPr>
-          <w:p>
-            <w:r>
-              <w:rPr>
-                <w:color w:val="718096"/>
-                <w:sz w:val="19"/>
-              </w:rPr>
-              <w:t>Temperature &amp; Catalysis</w:t>
+              <w:t>Nuclear Chemistry</w:t>
             </w:r>
           </w:p>
         </w:tc>
@@ -417,7 +330,7 @@
                 <w:color w:val="1A365D"/>
                 <w:sz w:val="19"/>
               </w:rPr>
-              <w:t>Rate Law, Order &amp; Integrated Rate Equations</w:t>
+              <w:t>Radioactivity, Nuclear Fission &amp; Fusion</w:t>
             </w:r>
           </w:p>
         </w:tc>
@@ -439,53 +352,7 @@
                 <w:color w:val="2D3748"/>
                 <w:sz w:val="19"/>
               </w:rPr>
-              <w:t>\text{Zero: } [A] = [A]_0 - kt, \; t_{1/2} = \frac{[A]_0}{2k}, \quad \text{First: } k = \frac{2.303}{t}\log\frac{[A]_0}{[A]}, \; t_{1/2} = \frac{0.693}{k}</w:t>
-            </w:r>
-          </w:p>
-        </w:tc>
-      </w:tr>
-      <w:tr>
-        <w:tc>
-          <w:tcPr>
-            <w:tcW w:type="dxa" w:w="3600"/>
-            <w:shd w:fill="FFFFFF"/>
-            <w:tcMar>
-              <w:top w:w="100" w:type="dxa"/>
-              <w:bottom w:w="100" w:type="dxa"/>
-              <w:left w:w="150" w:type="dxa"/>
-              <w:right w:w="150" w:type="dxa"/>
-            </w:tcMar>
-          </w:tcPr>
-          <w:p>
-            <w:r>
-              <w:rPr>
-                <w:b/>
-                <w:color w:val="1A365D"/>
-                <w:sz w:val="19"/>
-              </w:rPr>
-              <w:t>Arrhenius Equation &amp; Activation Energy</w:t>
-            </w:r>
-          </w:p>
-        </w:tc>
-        <w:tc>
-          <w:tcPr>
-            <w:tcW w:type="dxa" w:w="6480"/>
-            <w:shd w:fill="FFFFFF"/>
-            <w:tcMar>
-              <w:top w:w="100" w:type="dxa"/>
-              <w:bottom w:w="100" w:type="dxa"/>
-              <w:left w:w="150" w:type="dxa"/>
-              <w:right w:w="150" w:type="dxa"/>
-            </w:tcMar>
-          </w:tcPr>
-          <w:p>
-            <w:r>
-              <w:rPr>
-                <w:rFonts w:ascii="Cambria Math" w:hAnsi="Cambria Math"/>
-                <w:color w:val="2D3748"/>
-                <w:sz w:val="19"/>
-              </w:rPr>
-              <w:t>k = A e^{-E_a/RT}, \quad \ln k = \ln A - \frac{E_a}{RT}, \quad \log_{10}\left(\frac{k_2}{k_1}\right) = \frac{E_a}{2.303R}\left(\frac{T_2 - T_1}{T_1 T_2}\right)</w:t>
+              <w:t>t_{1/2} = \frac{0.693}{\lambda}, \quad \text{Activity } A = \lambda N = -\frac{dN}{dt}</w:t>
             </w:r>
           </w:p>
         </w:tc>
@@ -517,7 +384,7 @@
           <w:color w:val="2B6CB0"/>
           <w:sz w:val="24"/>
         </w:rPr>
-        <w:t>3.1 Rate Law, Order &amp; Integrated Rate Equations (Standard Yield — 1 PYQs)</w:t>
+        <w:t>3.1 Radioactivity, Nuclear Fission &amp; Fusion (Standard Yield — 1 PYQs)</w:t>
       </w:r>
     </w:p>
     <w:p>
@@ -532,7 +399,7 @@
         <w:rPr>
           <w:sz w:val="20"/>
         </w:rPr>
-        <w:t>Differential and integrated rate laws, half-life formulas, and overall reaction order determined from initial rates.</w:t>
+        <w:t>Radioactive decay modes: α-emission lowers mass number by 4 and atomic number by 2; β^--emission increases atomic number by 1 at constant mass number. Nuclear fission: ^235U captures thermal neutron, splits into lighter nuclei with release of ≈ 200 MeV and 2-3 neutrons. Nuclear fusion: lighter hydrogen nuclei combine at extreme temperatures to form helium with huge energy release.</w:t>
       </w:r>
     </w:p>
     <w:tbl>
@@ -570,7 +437,7 @@
                 <w:color w:val="2D3748"/>
                 <w:sz w:val="19"/>
               </w:rPr>
-              <w:t>For a first-order reaction, half-life t_(1/2) = (0.693 / k) is strictly INDEPENDENT of initial concentration [A]_0.</w:t>
+              <w:t>In β^- decay, a neutron converts to a proton and an electron inside the nucleus: n \to p + e^- + bar(ν)_e; the emitted electron does NOT come from atomic orbital shells!</w:t>
             </w:r>
           </w:p>
         </w:tc>
@@ -611,161 +478,7 @@
                 <w:color w:val="2D3748"/>
                 <w:sz w:val="19"/>
               </w:rPr>
-              <w:t>For an n^th order reaction: t_(1/2) \propto \frac1[A]_0^n - 1. Units of rate constant k = mol^1-nL^n-1s^-1.</w:t>
-            </w:r>
-          </w:p>
-        </w:tc>
-      </w:tr>
-    </w:tbl>
-    <w:p>
-      <w:pPr>
-        <w:spacing w:before="120" w:after="40"/>
-      </w:pPr>
-      <w:r>
-        <w:rPr>
-          <w:b/>
-          <w:color w:val="1A365D"/>
-          <w:sz w:val="19"/>
-        </w:rPr>
-        <w:t>Source PYQs testing this concept:</w:t>
-      </w:r>
-    </w:p>
-    <w:p>
-      <w:pPr>
-        <w:pStyle w:val="ListBullet"/>
-        <w:spacing w:after="40"/>
-      </w:pPr>
-      <w:r>
-        <w:rPr>
-          <w:b/>
-          <w:sz w:val="18"/>
-        </w:rPr>
-        <w:t xml:space="preserve">[2024 Shift] Q#1 (MCQ): </w:t>
-      </w:r>
-      <w:r>
-        <w:rPr>
-          <w:sz w:val="18"/>
-        </w:rPr>
-        <w:t xml:space="preserve">"The synthetically produced radioactive noble gas by the collision of _(98)^249Cf with _(20)^48Ca is..."  </w:t>
-      </w:r>
-      <w:r>
-        <w:rPr>
-          <w:b/>
-          <w:color w:val="2B6CB0"/>
-          <w:sz w:val="18"/>
-        </w:rPr>
-        <w:t>[Ans: N/A]</w:t>
-      </w:r>
-    </w:p>
-    <w:p>
-      <w:pPr>
-        <w:spacing w:after="120"/>
-      </w:pPr>
-    </w:p>
-    <w:p>
-      <w:pPr>
-        <w:pStyle w:val="Heading2"/>
-      </w:pPr>
-      <w:r>
-        <w:rPr>
-          <w:color w:val="2B6CB0"/>
-          <w:sz w:val="24"/>
-        </w:rPr>
-        <w:t>3.2 Arrhenius Equation &amp; Activation Energy (Standard Yield — 0 PYQs)</w:t>
-      </w:r>
-    </w:p>
-    <w:p>
-      <w:r>
-        <w:rPr>
-          <w:b/>
-          <w:sz w:val="20"/>
-        </w:rPr>
-        <w:t xml:space="preserve">Core Principle: </w:t>
-      </w:r>
-      <w:r>
-        <w:rPr>
-          <w:sz w:val="20"/>
-        </w:rPr>
-        <w:t>Temperature dependence of reaction rates, activation energy E_a, Arrhenius plot (ln k vs 1/T), and catalyst energy profiles.</w:t>
-      </w:r>
-    </w:p>
-    <w:tbl>
-      <w:tblPr>
-        <w:tblW w:type="auto" w:w="0"/>
-        <w:jc w:val="center"/>
-        <w:tblLook w:firstColumn="1" w:firstRow="1" w:lastColumn="0" w:lastRow="0" w:noHBand="0" w:noVBand="1" w:val="04A0"/>
-      </w:tblPr>
-      <w:tblGrid>
-        <w:gridCol w:w="10080"/>
-      </w:tblGrid>
-      <w:tr>
-        <w:tc>
-          <w:tcPr>
-            <w:tcW w:type="dxa" w:w="10080"/>
-            <w:shd w:fill="FFF5F5"/>
-            <w:tcMar>
-              <w:top w:w="100" w:type="dxa"/>
-              <w:bottom w:w="100" w:type="dxa"/>
-              <w:left w:w="150" w:type="dxa"/>
-              <w:right w:w="150" w:type="dxa"/>
-            </w:tcMar>
-          </w:tcPr>
-          <w:p>
-            <w:r>
-              <w:rPr>
-                <w:b/>
-                <w:color w:val="C53030"/>
-                <w:sz w:val="19"/>
-              </w:rPr>
-              <w:t xml:space="preserve">⚠️ Common Trap / JEE Pitfall: </w:t>
-            </w:r>
-            <w:r>
-              <w:rPr>
-                <w:color w:val="2D3748"/>
-                <w:sz w:val="19"/>
-              </w:rPr>
-              <w:t>A positive catalyst increases rate by LOWERING activation energy E_a; it does NOT alter the equilibrium constant K_(eq) or Δ H!</w:t>
-            </w:r>
-          </w:p>
-        </w:tc>
-      </w:tr>
-    </w:tbl>
-    <w:tbl>
-      <w:tblPr>
-        <w:tblW w:type="auto" w:w="0"/>
-        <w:jc w:val="center"/>
-        <w:tblLook w:firstColumn="1" w:firstRow="1" w:lastColumn="0" w:lastRow="0" w:noHBand="0" w:noVBand="1" w:val="04A0"/>
-      </w:tblPr>
-      <w:tblGrid>
-        <w:gridCol w:w="10080"/>
-      </w:tblGrid>
-      <w:tr>
-        <w:tc>
-          <w:tcPr>
-            <w:tcW w:type="dxa" w:w="10080"/>
-            <w:shd w:fill="F0FFF4"/>
-            <w:tcMar>
-              <w:top w:w="100" w:type="dxa"/>
-              <w:bottom w:w="100" w:type="dxa"/>
-              <w:left w:w="150" w:type="dxa"/>
-              <w:right w:w="150" w:type="dxa"/>
-            </w:tcMar>
-          </w:tcPr>
-          <w:p>
-            <w:r>
-              <w:rPr>
-                <w:b/>
-                <w:color w:val="276749"/>
-                <w:sz w:val="19"/>
-              </w:rPr>
-              <w:t xml:space="preserve">💡 Speed Hack / Trick: </w:t>
-            </w:r>
-            <w:r>
-              <w:rPr>
-                <w:color w:val="2D3748"/>
-                <w:sz w:val="19"/>
-              </w:rPr>
-              <w:t>Plot of log_(10) k vs (1 / T) gives a straight line with slope = -(E_a / 2.303 R) and y-intercept = log_(10) A.</w:t>
+              <w:t>Heavy water (D_2O) and high-purity graphite are used as moderators to slow down fast neutrons in fission reactors.</w:t>
             </w:r>
           </w:p>
         </w:tc>
